--- a/docs/비개발자의역습.docx
+++ b/docs/비개발자의역습.docx
@@ -481,7 +481,7 @@
       <w:r>
         <w:t xml:space="preserve">지금은 여기서 배포된 상태다. 👉 </w:t>
       </w:r>
-      <w:hyperlink w:history="1" r:id="rIdxnxedcqw0k_onhhtboujk">
+      <w:hyperlink w:history="1" r:id="rIdzcsxsksxnbnjq7tsvuxii">
         <w:r>
           <w:rPr>
             <w:rStyle w:val="Hyperlink"/>
@@ -782,7 +782,7 @@
       <w:r>
         <w:t xml:space="preserve">👉 </w:t>
       </w:r>
-      <w:hyperlink w:history="1" r:id="rIdel8siqm1a9uh5srlzjav7">
+      <w:hyperlink w:history="1" r:id="rIdfyllp_2yv_2nizkdvxuxj">
         <w:r>
           <w:rPr>
             <w:rStyle w:val="Hyperlink"/>
@@ -1044,7 +1044,7 @@
       <w:r>
         <w:t xml:space="preserve">👉 </w:t>
       </w:r>
-      <w:hyperlink w:history="1" r:id="rIdba7cd6_lpb-veppn-dfi7">
+      <w:hyperlink w:history="1" r:id="rId842a3d9tpby8hwpaxjwiv">
         <w:r>
           <w:rPr>
             <w:rStyle w:val="Hyperlink"/>
@@ -1293,7 +1293,7 @@
       <w:r>
         <w:t xml:space="preserve">👉 </w:t>
       </w:r>
-      <w:hyperlink w:history="1" r:id="rId19eimsfucagwiypfybf8f">
+      <w:hyperlink w:history="1" r:id="rId0seszzmvdmxa_0d6wpbwm">
         <w:r>
           <w:rPr>
             <w:rStyle w:val="Hyperlink"/>
@@ -1914,7 +1914,7 @@
         <w:jc w:val="left"/>
       </w:pPr>
       <w:r>
-        <w:t xml:space="preserve">여기서 반전이 하나 있다. 이렇게 만든 것들 중 몇 개(AI 꿈분석기, 심연의 타로, 숏폼 성과 분석기)를 토스 인앱에도 올려봤는데, 새로 급여명세서 해석기랑 여름휴가 몰빵계산기까지 만들어서 같이 얹었다. 다들 큰 플랫폼에 뭘 올리는 거라 하면 엄청 복잡하고 심사도 까다로울 거라고 생각하는데, 실제로 해보니 비교적 쉬웠다. 이 책 전체가 "이거 하다가 이렇게 막혔다"는 얘기로 채워져 있는데, 여기는 예외다 — 막힘 없이 수월했던 구간도 분명히 있다는 걸 말해두고 싶다. 모든 게 다 삽질은 아니다. 가끔은 생각보다 쉽게 풀리는 것도 있다.</w:t>
+        <w:t xml:space="preserve">여기서 반전이 하나 있다. 이렇게 만든 것들 중 몇 개(AI 꿈분석기, 심연의 타로, 숏폼 성과 분석기)를 토스 인앱에도 올려봤다. 그러다 보니 어느새 토스 개발자 콘솔의 "나의 앱" 목록이 9개가 됐다. 급여명세서 해석기, 여름휴가 몰빵계산기, 운동복 뭐사지?, 퇴사 타이밍 시뮬레이터, 오늘 점심 뭐먹지?, 축의금 계산기까지 — 다 "생활에 하나쯤 있으면 웃으면서 쓸 만한" 자잘한 아이디어들을 그때그때 만들어서 얹은 거다. 다들 큰 플랫폼에 뭘 올리는 거라 하면 엄청 복잡하고 심사도 까다로울 거라고 생각하는데, 실제로 해보니 비교적 쉬웠다. 이 책 전체가 "이거 하다가 이렇게 막혔다"는 얘기로 채워져 있는데, 여기는 예외다 — 막힘 없이 수월했던 구간도 분명히 있다는 걸 말해두고 싶다. 모든 게 다 삽질은 아니다. 가끔은 생각보다 쉽게 풀리는 것도 있다. (그리고 이렇게 계속 늘어나는 거 보면, 이 책이 초고에 계속 머물러 있는 이유도 알 것 같다.)</w:t>
       </w:r>
     </w:p>
     <w:p>
@@ -1925,7 +1925,7 @@
       <w:r>
         <w:t xml:space="preserve">👉 </w:t>
       </w:r>
-      <w:hyperlink w:history="1" r:id="rIdwch3ddaoc3xolwmrpmlva">
+      <w:hyperlink w:history="1" r:id="rIdkqxngvagx0qyzvx6lqvtp">
         <w:r>
           <w:rPr>
             <w:rStyle w:val="Hyperlink"/>
@@ -2152,7 +2152,7 @@
       <w:r>
         <w:t xml:space="preserve">👉 </w:t>
       </w:r>
-      <w:hyperlink w:history="1" r:id="rIddc5iomzntve2tphokcpeb">
+      <w:hyperlink w:history="1" r:id="rIdrwisnqgwd8i5ng02ntii3">
         <w:r>
           <w:rPr>
             <w:rStyle w:val="Hyperlink"/>
@@ -2880,7 +2880,7 @@
       <w:r>
         <w:t xml:space="preserve">스와이프 게임: </w:t>
       </w:r>
-      <w:hyperlink w:history="1" r:id="rIdcpvi-bna_arkhaorpjgrs">
+      <w:hyperlink w:history="1" r:id="rId5haczcsrzoroyxktpun85">
         <w:r>
           <w:rPr>
             <w:rStyle w:val="Hyperlink"/>
@@ -2901,7 +2901,7 @@
       <w:r>
         <w:t xml:space="preserve">우리시장 가자: </w:t>
       </w:r>
-      <w:hyperlink w:history="1" r:id="rId4oqsd-yn5p3dy8enh1ih0">
+      <w:hyperlink w:history="1" r:id="rId39jxwg59tc6luldes56ws">
         <w:r>
           <w:rPr>
             <w:rStyle w:val="Hyperlink"/>
@@ -2922,7 +2922,7 @@
       <w:r>
         <w:t xml:space="preserve">다락방 짝꿍 찾기: </w:t>
       </w:r>
-      <w:hyperlink w:history="1" r:id="rIdozqklozcrhu5dajlewvys">
+      <w:hyperlink w:history="1" r:id="rIdpnyon1yyyqxde3mya95kn">
         <w:r>
           <w:rPr>
             <w:rStyle w:val="Hyperlink"/>
@@ -2943,7 +2943,7 @@
       <w:r>
         <w:t xml:space="preserve">심연의 타로: </w:t>
       </w:r>
-      <w:hyperlink w:history="1" r:id="rIdbod35z34wrfntdg5ecnqf">
+      <w:hyperlink w:history="1" r:id="rIdqljbhurlb-iluzq3rih34">
         <w:r>
           <w:rPr>
             <w:rStyle w:val="Hyperlink"/>
@@ -2964,7 +2964,7 @@
       <w:r>
         <w:t xml:space="preserve">루카 디지털다락방: </w:t>
       </w:r>
-      <w:hyperlink w:history="1" r:id="rIdo6hvlenjavfnonk0z00n5">
+      <w:hyperlink w:history="1" r:id="rIdu0htrjdhm9kavsmgjaabv">
         <w:r>
           <w:rPr>
             <w:rStyle w:val="Hyperlink"/>
@@ -2985,7 +2985,7 @@
       <w:r>
         <w:t xml:space="preserve">벤처팀 단톡방: </w:t>
       </w:r>
-      <w:hyperlink w:history="1" r:id="rIddw21iig2lpfjhcmweonnn">
+      <w:hyperlink w:history="1" r:id="rId_newdkd4e6krfv2gixrl5">
         <w:r>
           <w:rPr>
             <w:rStyle w:val="Hyperlink"/>
